--- a/MAZE-SOLVER-REPORT.docx
+++ b/MAZE-SOLVER-REPORT.docx
@@ -7,7 +7,7 @@
         <w:spacing w:after="100" w:afterAutospacing="1" w:line="240" w:lineRule="auto"/>
         <w:outlineLvl w:val="0"/>
         <w:rPr>
-          <w:rFonts w:ascii="Arial" w:eastAsia="Times New Roman" w:hAnsi="Arial" w:cs="Arial"/>
+          <w:rFonts w:ascii="Arial" w:hAnsi="Arial" w:eastAsia="Times New Roman" w:cs="Arial"/>
           <w:b/>
           <w:bCs/>
           <w:kern w:val="36"/>
@@ -18,7 +18,7 @@
       </w:pPr>
       <w:r>
         <w:rPr>
-          <w:rFonts w:ascii="Arial" w:eastAsia="Times New Roman" w:hAnsi="Arial" w:cs="Arial"/>
+          <w:rFonts w:ascii="Arial" w:hAnsi="Arial" w:eastAsia="Times New Roman" w:cs="Arial"/>
           <w:b/>
           <w:bCs/>
           <w:i/>
@@ -33,7 +33,7 @@
       <w:proofErr w:type="gramStart"/>
       <w:r>
         <w:rPr>
-          <w:rFonts w:ascii="Arial" w:eastAsia="Times New Roman" w:hAnsi="Arial" w:cs="Arial"/>
+          <w:rFonts w:ascii="Arial" w:hAnsi="Arial" w:eastAsia="Times New Roman" w:cs="Arial"/>
           <w:b/>
           <w:bCs/>
           <w:i/>
@@ -48,7 +48,7 @@
       <w:proofErr w:type="gramEnd"/>
       <w:r>
         <w:rPr>
-          <w:rFonts w:ascii="Arial" w:eastAsia="Times New Roman" w:hAnsi="Arial" w:cs="Arial"/>
+          <w:rFonts w:ascii="Arial" w:hAnsi="Arial" w:eastAsia="Times New Roman" w:cs="Arial"/>
           <w:b/>
           <w:bCs/>
           <w:i/>
@@ -62,7 +62,7 @@
       </w:r>
       <w:r>
         <w:rPr>
-          <w:rFonts w:ascii="Arial" w:eastAsia="Times New Roman" w:hAnsi="Arial" w:cs="Arial"/>
+          <w:rFonts w:ascii="Arial" w:hAnsi="Arial" w:eastAsia="Times New Roman" w:cs="Arial"/>
           <w:b/>
           <w:bCs/>
           <w:kern w:val="36"/>
@@ -77,16 +77,16 @@
       <w:pPr>
         <w:spacing w:after="100" w:afterAutospacing="1" w:line="240" w:lineRule="auto"/>
         <w:rPr>
-          <w:rFonts w:ascii="Arial" w:eastAsia="Times New Roman" w:hAnsi="Arial" w:cs="Arial"/>
-          <w:kern w:val="0"/>
-          <w:sz w:val="36"/>
-          <w:szCs w:val="36"/>
-          <w14:ligatures w14:val="none"/>
-        </w:rPr>
-      </w:pPr>
-      <w:r>
-        <w:rPr>
-          <w:rFonts w:ascii="Arial" w:eastAsia="Times New Roman" w:hAnsi="Arial" w:cs="Arial"/>
+          <w:rFonts w:ascii="Arial" w:hAnsi="Arial" w:eastAsia="Times New Roman" w:cs="Arial"/>
+          <w:kern w:val="0"/>
+          <w:sz w:val="36"/>
+          <w:szCs w:val="36"/>
+          <w14:ligatures w14:val="none"/>
+        </w:rPr>
+      </w:pPr>
+      <w:r>
+        <w:rPr>
+          <w:rFonts w:ascii="Arial" w:hAnsi="Arial" w:eastAsia="Times New Roman" w:cs="Arial"/>
           <w:b/>
           <w:bCs/>
           <w:kern w:val="0"/>
@@ -98,7 +98,7 @@
       </w:r>
       <w:r>
         <w:rPr>
-          <w:rFonts w:ascii="Arial" w:eastAsia="Times New Roman" w:hAnsi="Arial" w:cs="Arial"/>
+          <w:rFonts w:ascii="Arial" w:hAnsi="Arial" w:eastAsia="Times New Roman" w:cs="Arial"/>
           <w:kern w:val="0"/>
           <w:sz w:val="36"/>
           <w:szCs w:val="36"/>
@@ -111,16 +111,16 @@
       <w:pPr>
         <w:spacing w:after="100" w:afterAutospacing="1" w:line="240" w:lineRule="auto"/>
         <w:rPr>
-          <w:rFonts w:ascii="Arial" w:eastAsia="Times New Roman" w:hAnsi="Arial" w:cs="Arial"/>
-          <w:kern w:val="0"/>
-          <w:sz w:val="36"/>
-          <w:szCs w:val="36"/>
-          <w14:ligatures w14:val="none"/>
-        </w:rPr>
-      </w:pPr>
-      <w:r>
-        <w:rPr>
-          <w:rFonts w:ascii="Arial" w:eastAsia="Times New Roman" w:hAnsi="Arial" w:cs="Arial"/>
+          <w:rFonts w:ascii="Arial" w:hAnsi="Arial" w:eastAsia="Times New Roman" w:cs="Arial"/>
+          <w:kern w:val="0"/>
+          <w:sz w:val="36"/>
+          <w:szCs w:val="36"/>
+          <w14:ligatures w14:val="none"/>
+        </w:rPr>
+      </w:pPr>
+      <w:r>
+        <w:rPr>
+          <w:rFonts w:ascii="Arial" w:hAnsi="Arial" w:eastAsia="Times New Roman" w:cs="Arial"/>
           <w:b/>
           <w:bCs/>
           <w:kern w:val="0"/>
@@ -132,7 +132,7 @@
       </w:r>
       <w:r>
         <w:rPr>
-          <w:rFonts w:ascii="Arial" w:eastAsia="Times New Roman" w:hAnsi="Arial" w:cs="Arial"/>
+          <w:rFonts w:ascii="Arial" w:hAnsi="Arial" w:eastAsia="Times New Roman" w:cs="Arial"/>
           <w:kern w:val="0"/>
           <w:sz w:val="36"/>
           <w:szCs w:val="36"/>
@@ -145,16 +145,16 @@
       <w:pPr>
         <w:spacing w:after="100" w:afterAutospacing="1" w:line="240" w:lineRule="auto"/>
         <w:rPr>
-          <w:rFonts w:ascii="Arial" w:eastAsia="Times New Roman" w:hAnsi="Arial" w:cs="Arial"/>
-          <w:kern w:val="0"/>
-          <w:sz w:val="36"/>
-          <w:szCs w:val="36"/>
-          <w14:ligatures w14:val="none"/>
-        </w:rPr>
-      </w:pPr>
-      <w:r>
-        <w:rPr>
-          <w:rFonts w:ascii="Arial" w:eastAsia="Times New Roman" w:hAnsi="Arial" w:cs="Arial"/>
+          <w:rFonts w:ascii="Arial" w:hAnsi="Arial" w:eastAsia="Times New Roman" w:cs="Arial"/>
+          <w:kern w:val="0"/>
+          <w:sz w:val="36"/>
+          <w:szCs w:val="36"/>
+          <w14:ligatures w14:val="none"/>
+        </w:rPr>
+      </w:pPr>
+      <w:r>
+        <w:rPr>
+          <w:rFonts w:ascii="Arial" w:hAnsi="Arial" w:eastAsia="Times New Roman" w:cs="Arial"/>
           <w:b/>
           <w:bCs/>
           <w:kern w:val="0"/>
@@ -166,7 +166,7 @@
       </w:r>
       <w:r>
         <w:rPr>
-          <w:rFonts w:ascii="Arial" w:eastAsia="Times New Roman" w:hAnsi="Arial" w:cs="Arial"/>
+          <w:rFonts w:ascii="Arial" w:hAnsi="Arial" w:eastAsia="Times New Roman" w:cs="Arial"/>
           <w:kern w:val="0"/>
           <w:sz w:val="36"/>
           <w:szCs w:val="36"/>
@@ -179,16 +179,16 @@
       <w:pPr>
         <w:spacing w:after="100" w:afterAutospacing="1" w:line="240" w:lineRule="auto"/>
         <w:rPr>
-          <w:rFonts w:ascii="Arial" w:eastAsia="Times New Roman" w:hAnsi="Arial" w:cs="Arial"/>
-          <w:kern w:val="0"/>
-          <w:sz w:val="36"/>
-          <w:szCs w:val="36"/>
-          <w14:ligatures w14:val="none"/>
-        </w:rPr>
-      </w:pPr>
-      <w:r>
-        <w:rPr>
-          <w:rFonts w:ascii="Arial" w:eastAsia="Times New Roman" w:hAnsi="Arial" w:cs="Arial"/>
+          <w:rFonts w:ascii="Arial" w:hAnsi="Arial" w:eastAsia="Times New Roman" w:cs="Arial"/>
+          <w:kern w:val="0"/>
+          <w:sz w:val="36"/>
+          <w:szCs w:val="36"/>
+          <w14:ligatures w14:val="none"/>
+        </w:rPr>
+      </w:pPr>
+      <w:r>
+        <w:rPr>
+          <w:rFonts w:ascii="Arial" w:hAnsi="Arial" w:eastAsia="Times New Roman" w:cs="Arial"/>
           <w:b/>
           <w:bCs/>
           <w:kern w:val="0"/>
@@ -200,7 +200,7 @@
       </w:r>
       <w:r>
         <w:rPr>
-          <w:rFonts w:ascii="Arial" w:eastAsia="Times New Roman" w:hAnsi="Arial" w:cs="Arial"/>
+          <w:rFonts w:ascii="Arial" w:hAnsi="Arial" w:eastAsia="Times New Roman" w:cs="Arial"/>
           <w:kern w:val="0"/>
           <w:sz w:val="36"/>
           <w:szCs w:val="36"/>
@@ -213,23 +213,23 @@
       <w:pPr>
         <w:spacing w:after="0" w:line="240" w:lineRule="auto"/>
         <w:rPr>
-          <w:rFonts w:ascii="Arial" w:eastAsia="Times New Roman" w:hAnsi="Arial" w:cs="Arial"/>
-          <w:kern w:val="0"/>
-          <w:sz w:val="36"/>
-          <w:szCs w:val="36"/>
-          <w14:ligatures w14:val="none"/>
-        </w:rPr>
-      </w:pPr>
-      <w:r>
-        <w:rPr>
-          <w:rFonts w:ascii="Times New Roman" w:eastAsia="Times New Roman" w:hAnsi="Times New Roman" w:cs="Times New Roman"/>
+          <w:rFonts w:ascii="Arial" w:hAnsi="Arial" w:eastAsia="Times New Roman" w:cs="Arial"/>
+          <w:kern w:val="0"/>
+          <w:sz w:val="36"/>
+          <w:szCs w:val="36"/>
+          <w14:ligatures w14:val="none"/>
+        </w:rPr>
+      </w:pPr>
+      <w:r>
+        <w:rPr>
+          <w:rFonts w:ascii="Times New Roman" w:hAnsi="Times New Roman" w:eastAsia="Times New Roman" w:cs="Times New Roman"/>
           <w:kern w:val="0"/>
           <w:sz w:val="36"/>
           <w:szCs w:val="36"/>
           <w14:ligatures w14:val="none"/>
         </w:rPr>
         <w:pict w14:anchorId="21E8CE60">
-          <v:rect id="_x0000_i1025" style="width:0;height:1.5pt" o:hralign="center" o:hrstd="t" o:hr="t" fillcolor="#a0a0a0" stroked="f"/>
+          <v:rect id="_x0000_i1025" style="width:0;height:1.5pt" o:hr="t" o:hrstd="t" o:hralign="center" fillcolor="#a0a0a0" stroked="f"/>
         </w:pict>
       </w:r>
     </w:p>
@@ -238,18 +238,18 @@
         <w:spacing w:after="100" w:afterAutospacing="1" w:line="240" w:lineRule="auto"/>
         <w:outlineLvl w:val="2"/>
         <w:rPr>
-          <w:rFonts w:ascii="Arial" w:eastAsia="Times New Roman" w:hAnsi="Arial" w:cs="Arial"/>
-          <w:b/>
-          <w:bCs/>
-          <w:kern w:val="0"/>
-          <w:sz w:val="36"/>
-          <w:szCs w:val="36"/>
-          <w14:ligatures w14:val="none"/>
-        </w:rPr>
-      </w:pPr>
-      <w:r>
-        <w:rPr>
-          <w:rFonts w:ascii="Arial" w:eastAsia="Times New Roman" w:hAnsi="Arial" w:cs="Arial"/>
+          <w:rFonts w:ascii="Arial" w:hAnsi="Arial" w:eastAsia="Times New Roman" w:cs="Arial"/>
+          <w:b/>
+          <w:bCs/>
+          <w:kern w:val="0"/>
+          <w:sz w:val="36"/>
+          <w:szCs w:val="36"/>
+          <w14:ligatures w14:val="none"/>
+        </w:rPr>
+      </w:pPr>
+      <w:r>
+        <w:rPr>
+          <w:rFonts w:ascii="Arial" w:hAnsi="Arial" w:eastAsia="Times New Roman" w:cs="Arial"/>
           <w:b/>
           <w:bCs/>
           <w:kern w:val="0"/>
@@ -264,16 +264,16 @@
       <w:pPr>
         <w:spacing w:after="100" w:afterAutospacing="1" w:line="240" w:lineRule="auto"/>
         <w:rPr>
-          <w:rFonts w:ascii="Arial" w:eastAsia="Times New Roman" w:hAnsi="Arial" w:cs="Arial"/>
-          <w:kern w:val="0"/>
-          <w:sz w:val="36"/>
-          <w:szCs w:val="36"/>
-          <w14:ligatures w14:val="none"/>
-        </w:rPr>
-      </w:pPr>
-      <w:r>
-        <w:rPr>
-          <w:rFonts w:ascii="Arial" w:eastAsia="Times New Roman" w:hAnsi="Arial" w:cs="Arial"/>
+          <w:rFonts w:ascii="Arial" w:hAnsi="Arial" w:eastAsia="Times New Roman" w:cs="Arial"/>
+          <w:kern w:val="0"/>
+          <w:sz w:val="36"/>
+          <w:szCs w:val="36"/>
+          <w14:ligatures w14:val="none"/>
+        </w:rPr>
+      </w:pPr>
+      <w:r>
+        <w:rPr>
+          <w:rFonts w:ascii="Arial" w:hAnsi="Arial" w:eastAsia="Times New Roman" w:cs="Arial"/>
           <w:kern w:val="0"/>
           <w:sz w:val="36"/>
           <w:szCs w:val="36"/>
@@ -283,7 +283,7 @@
       </w:r>
       <w:r>
         <w:rPr>
-          <w:rFonts w:ascii="Arial" w:eastAsia="Times New Roman" w:hAnsi="Arial" w:cs="Arial"/>
+          <w:rFonts w:ascii="Arial" w:hAnsi="Arial" w:eastAsia="Times New Roman" w:cs="Arial"/>
           <w:i/>
           <w:iCs/>
           <w:kern w:val="0"/>
@@ -295,7 +295,7 @@
       </w:r>
       <w:r>
         <w:rPr>
-          <w:rFonts w:ascii="Arial" w:eastAsia="Times New Roman" w:hAnsi="Arial" w:cs="Arial"/>
+          <w:rFonts w:ascii="Arial" w:hAnsi="Arial" w:eastAsia="Times New Roman" w:cs="Arial"/>
           <w:kern w:val="0"/>
           <w:sz w:val="36"/>
           <w:szCs w:val="36"/>
@@ -309,18 +309,18 @@
         <w:spacing w:after="100" w:afterAutospacing="1" w:line="240" w:lineRule="auto"/>
         <w:outlineLvl w:val="2"/>
         <w:rPr>
-          <w:rFonts w:ascii="Arial" w:eastAsia="Times New Roman" w:hAnsi="Arial" w:cs="Arial"/>
-          <w:b/>
-          <w:bCs/>
-          <w:kern w:val="0"/>
-          <w:sz w:val="36"/>
-          <w:szCs w:val="36"/>
-          <w14:ligatures w14:val="none"/>
-        </w:rPr>
-      </w:pPr>
-      <w:r>
-        <w:rPr>
-          <w:rFonts w:ascii="Arial" w:eastAsia="Times New Roman" w:hAnsi="Arial" w:cs="Arial"/>
+          <w:rFonts w:ascii="Arial" w:hAnsi="Arial" w:eastAsia="Times New Roman" w:cs="Arial"/>
+          <w:b/>
+          <w:bCs/>
+          <w:kern w:val="0"/>
+          <w:sz w:val="36"/>
+          <w:szCs w:val="36"/>
+          <w14:ligatures w14:val="none"/>
+        </w:rPr>
+      </w:pPr>
+      <w:r>
+        <w:rPr>
+          <w:rFonts w:ascii="Arial" w:hAnsi="Arial" w:eastAsia="Times New Roman" w:cs="Arial"/>
           <w:b/>
           <w:bCs/>
           <w:kern w:val="0"/>
@@ -335,16 +335,16 @@
       <w:pPr>
         <w:spacing w:after="100" w:afterAutospacing="1" w:line="240" w:lineRule="auto"/>
         <w:rPr>
-          <w:rFonts w:ascii="Arial" w:eastAsia="Times New Roman" w:hAnsi="Arial" w:cs="Arial"/>
-          <w:kern w:val="0"/>
-          <w:sz w:val="36"/>
-          <w:szCs w:val="36"/>
-          <w14:ligatures w14:val="none"/>
-        </w:rPr>
-      </w:pPr>
-      <w:r>
-        <w:rPr>
-          <w:rFonts w:ascii="Arial" w:eastAsia="Times New Roman" w:hAnsi="Arial" w:cs="Arial"/>
+          <w:rFonts w:ascii="Arial" w:hAnsi="Arial" w:eastAsia="Times New Roman" w:cs="Arial"/>
+          <w:kern w:val="0"/>
+          <w:sz w:val="36"/>
+          <w:szCs w:val="36"/>
+          <w14:ligatures w14:val="none"/>
+        </w:rPr>
+      </w:pPr>
+      <w:r>
+        <w:rPr>
+          <w:rFonts w:ascii="Arial" w:hAnsi="Arial" w:eastAsia="Times New Roman" w:cs="Arial"/>
           <w:kern w:val="0"/>
           <w:sz w:val="36"/>
           <w:szCs w:val="36"/>
@@ -358,18 +358,18 @@
         <w:spacing w:after="100" w:afterAutospacing="1" w:line="240" w:lineRule="auto"/>
         <w:outlineLvl w:val="2"/>
         <w:rPr>
-          <w:rFonts w:ascii="Arial" w:eastAsia="Times New Roman" w:hAnsi="Arial" w:cs="Arial"/>
-          <w:b/>
-          <w:bCs/>
-          <w:kern w:val="0"/>
-          <w:sz w:val="36"/>
-          <w:szCs w:val="36"/>
-          <w14:ligatures w14:val="none"/>
-        </w:rPr>
-      </w:pPr>
-      <w:r>
-        <w:rPr>
-          <w:rFonts w:ascii="Arial" w:eastAsia="Times New Roman" w:hAnsi="Arial" w:cs="Arial"/>
+          <w:rFonts w:ascii="Arial" w:hAnsi="Arial" w:eastAsia="Times New Roman" w:cs="Arial"/>
+          <w:b/>
+          <w:bCs/>
+          <w:kern w:val="0"/>
+          <w:sz w:val="36"/>
+          <w:szCs w:val="36"/>
+          <w14:ligatures w14:val="none"/>
+        </w:rPr>
+      </w:pPr>
+      <w:r>
+        <w:rPr>
+          <w:rFonts w:ascii="Arial" w:hAnsi="Arial" w:eastAsia="Times New Roman" w:cs="Arial"/>
           <w:b/>
           <w:bCs/>
           <w:kern w:val="0"/>
@@ -384,16 +384,16 @@
       <w:pPr>
         <w:spacing w:after="100" w:afterAutospacing="1" w:line="240" w:lineRule="auto"/>
         <w:rPr>
-          <w:rFonts w:ascii="Arial" w:eastAsia="Times New Roman" w:hAnsi="Arial" w:cs="Arial"/>
-          <w:kern w:val="0"/>
-          <w:sz w:val="36"/>
-          <w:szCs w:val="36"/>
-          <w14:ligatures w14:val="none"/>
-        </w:rPr>
-      </w:pPr>
-      <w:r>
-        <w:rPr>
-          <w:rFonts w:ascii="Arial" w:eastAsia="Times New Roman" w:hAnsi="Arial" w:cs="Arial"/>
+          <w:rFonts w:ascii="Arial" w:hAnsi="Arial" w:eastAsia="Times New Roman" w:cs="Arial"/>
+          <w:kern w:val="0"/>
+          <w:sz w:val="36"/>
+          <w:szCs w:val="36"/>
+          <w14:ligatures w14:val="none"/>
+        </w:rPr>
+      </w:pPr>
+      <w:r>
+        <w:rPr>
+          <w:rFonts w:ascii="Arial" w:hAnsi="Arial" w:eastAsia="Times New Roman" w:cs="Arial"/>
           <w:kern w:val="0"/>
           <w:sz w:val="36"/>
           <w:szCs w:val="36"/>
@@ -403,7 +403,7 @@
       </w:r>
       <w:r>
         <w:rPr>
-          <w:rFonts w:ascii="Arial" w:eastAsia="Times New Roman" w:hAnsi="Arial" w:cs="Arial"/>
+          <w:rFonts w:ascii="Arial" w:hAnsi="Arial" w:eastAsia="Times New Roman" w:cs="Arial"/>
           <w:b/>
           <w:bCs/>
           <w:kern w:val="0"/>
@@ -415,7 +415,7 @@
       </w:r>
       <w:r>
         <w:rPr>
-          <w:rFonts w:ascii="Arial" w:eastAsia="Times New Roman" w:hAnsi="Arial" w:cs="Arial"/>
+          <w:rFonts w:ascii="Arial" w:hAnsi="Arial" w:eastAsia="Times New Roman" w:cs="Arial"/>
           <w:kern w:val="0"/>
           <w:sz w:val="36"/>
           <w:szCs w:val="36"/>
@@ -428,16 +428,16 @@
       <w:pPr>
         <w:spacing w:after="0" w:line="240" w:lineRule="auto"/>
         <w:rPr>
-          <w:rFonts w:ascii="Arial" w:eastAsia="Times New Roman" w:hAnsi="Arial" w:cs="Arial"/>
-          <w:kern w:val="0"/>
-          <w:sz w:val="36"/>
-          <w:szCs w:val="36"/>
-          <w14:ligatures w14:val="none"/>
-        </w:rPr>
-      </w:pPr>
-      <w:r>
-        <w:rPr>
-          <w:rFonts w:ascii="Arial" w:eastAsia="Times New Roman" w:hAnsi="Arial" w:cs="Arial"/>
+          <w:rFonts w:ascii="Arial" w:hAnsi="Arial" w:eastAsia="Times New Roman" w:cs="Arial"/>
+          <w:kern w:val="0"/>
+          <w:sz w:val="36"/>
+          <w:szCs w:val="36"/>
+          <w14:ligatures w14:val="none"/>
+        </w:rPr>
+      </w:pPr>
+      <w:r>
+        <w:rPr>
+          <w:rFonts w:ascii="Arial" w:hAnsi="Arial" w:eastAsia="Times New Roman" w:cs="Arial"/>
           <w:kern w:val="0"/>
           <w:sz w:val="36"/>
           <w:szCs w:val="36"/>
@@ -454,16 +454,16 @@
         </w:numPr>
         <w:spacing w:after="100" w:afterAutospacing="1" w:line="240" w:lineRule="auto"/>
         <w:rPr>
-          <w:rFonts w:ascii="Arial" w:eastAsia="Times New Roman" w:hAnsi="Arial" w:cs="Arial"/>
-          <w:kern w:val="0"/>
-          <w:sz w:val="36"/>
-          <w:szCs w:val="36"/>
-          <w14:ligatures w14:val="none"/>
-        </w:rPr>
-      </w:pPr>
-      <w:r>
-        <w:rPr>
-          <w:rFonts w:ascii="Arial" w:eastAsia="Times New Roman" w:hAnsi="Arial" w:cs="Arial"/>
+          <w:rFonts w:ascii="Arial" w:hAnsi="Arial" w:eastAsia="Times New Roman" w:cs="Arial"/>
+          <w:kern w:val="0"/>
+          <w:sz w:val="36"/>
+          <w:szCs w:val="36"/>
+          <w14:ligatures w14:val="none"/>
+        </w:rPr>
+      </w:pPr>
+      <w:r>
+        <w:rPr>
+          <w:rFonts w:ascii="Arial" w:hAnsi="Arial" w:eastAsia="Times New Roman" w:cs="Arial"/>
           <w:b/>
           <w:bCs/>
           <w:kern w:val="0"/>
@@ -477,7 +477,7 @@
       <w:proofErr w:type="gramStart"/>
       <w:r>
         <w:rPr>
-          <w:rFonts w:ascii="Arial" w:eastAsia="Times New Roman" w:hAnsi="Arial" w:cs="Arial"/>
+          <w:rFonts w:ascii="Arial" w:hAnsi="Arial" w:eastAsia="Times New Roman" w:cs="Arial"/>
           <w:b/>
           <w:bCs/>
           <w:kern w:val="0"/>
@@ -490,7 +490,7 @@
       <w:proofErr w:type="gramEnd"/>
       <w:r>
         <w:rPr>
-          <w:rFonts w:ascii="Arial" w:eastAsia="Times New Roman" w:hAnsi="Arial" w:cs="Arial"/>
+          <w:rFonts w:ascii="Arial" w:hAnsi="Arial" w:eastAsia="Times New Roman" w:cs="Arial"/>
           <w:b/>
           <w:bCs/>
           <w:kern w:val="0"/>
@@ -502,13 +502,73 @@
       </w:r>
       <w:r>
         <w:rPr>
-          <w:rFonts w:ascii="Arial" w:eastAsia="Times New Roman" w:hAnsi="Arial" w:cs="Arial"/>
+          <w:rFonts w:ascii="Arial" w:hAnsi="Arial" w:eastAsia="Times New Roman" w:cs="Arial"/>
           <w:kern w:val="0"/>
           <w:sz w:val="36"/>
           <w:szCs w:val="36"/>
           <w14:ligatures w14:val="none"/>
         </w:rPr>
         <w:t xml:space="preserve"> The actual cost from the starting node to the current node.</w:t>
+      </w:r>
+    </w:p>
+    <w:p>
+      <w:pPr>
+        <w:numPr>
+          <w:ilvl w:val="0"/>
+          <w:numId w:val="1"/>
+        </w:numPr>
+        <w:spacing w:after="100" w:afterAutospacing="on" w:line="240" w:lineRule="auto"/>
+        <w:rPr>
+          <w:rFonts w:ascii="Arial" w:hAnsi="Arial" w:eastAsia="Times New Roman" w:cs="Arial"/>
+          <w:kern w:val="0"/>
+          <w:sz w:val="36"/>
+          <w:szCs w:val="36"/>
+          <w14:ligatures w14:val="none"/>
+        </w:rPr>
+      </w:pPr>
+      <w:r>
+        <w:rPr>
+          <w:rFonts w:ascii="Arial" w:hAnsi="Arial" w:eastAsia="Times New Roman" w:cs="Arial"/>
+          <w:b w:val="1"/>
+          <w:bCs w:val="1"/>
+          <w:kern w:val="0"/>
+          <w:sz w:val="36"/>
+          <w:szCs w:val="36"/>
+          <w14:ligatures w14:val="none"/>
+        </w:rPr>
+        <w:t>h(n)(Heuristic):</w:t>
+      </w:r>
+      <w:r>
+        <w:rPr>
+          <w:rFonts w:ascii="Arial" w:hAnsi="Arial" w:eastAsia="Times New Roman" w:cs="Arial"/>
+          <w:kern w:val="0"/>
+          <w:sz w:val="36"/>
+          <w:szCs w:val="36"/>
+          <w14:ligatures w14:val="none"/>
+        </w:rPr>
+        <w:t xml:space="preserve"> The estimated cost from the current node to the goal. This implementation uses </w:t>
+      </w:r>
+      <w:r>
+        <w:rPr>
+          <w:rFonts w:ascii="Arial" w:hAnsi="Arial" w:eastAsia="Times New Roman" w:cs="Arial"/>
+          <w:b w:val="1"/>
+          <w:bCs w:val="1"/>
+          <w:kern w:val="0"/>
+          <w:sz w:val="36"/>
+          <w:szCs w:val="36"/>
+          <w14:ligatures w14:val="none"/>
+        </w:rPr>
+        <w:t>Manhattan Distance</w:t>
+      </w:r>
+      <w:r>
+        <w:rPr>
+          <w:rFonts w:ascii="Arial" w:hAnsi="Arial" w:eastAsia="Times New Roman" w:cs="Arial"/>
+          <w:kern w:val="0"/>
+          <w:sz w:val="36"/>
+          <w:szCs w:val="36"/>
+          <w14:ligatures w14:val="none"/>
+        </w:rPr>
+        <w:t>.</w:t>
       </w:r>
     </w:p>
     <w:p>
@@ -519,159 +579,123 @@
         </w:numPr>
         <w:spacing w:after="100" w:afterAutospacing="1" w:line="240" w:lineRule="auto"/>
         <w:rPr>
-          <w:rFonts w:ascii="Arial" w:eastAsia="Times New Roman" w:hAnsi="Arial" w:cs="Arial"/>
-          <w:kern w:val="0"/>
-          <w:sz w:val="36"/>
-          <w:szCs w:val="36"/>
-          <w14:ligatures w14:val="none"/>
-        </w:rPr>
-      </w:pPr>
-      <w:r>
-        <w:rPr>
-          <w:rFonts w:ascii="Arial" w:eastAsia="Times New Roman" w:hAnsi="Arial" w:cs="Arial"/>
-          <w:b/>
-          <w:bCs/>
-          <w:kern w:val="0"/>
-          <w:sz w:val="36"/>
-          <w:szCs w:val="36"/>
-          <w14:ligatures w14:val="none"/>
-        </w:rPr>
-        <w:t>h(n) (Heuristic):</w:t>
-      </w:r>
-      <w:r>
-        <w:rPr>
-          <w:rFonts w:ascii="Arial" w:eastAsia="Times New Roman" w:hAnsi="Arial" w:cs="Arial"/>
-          <w:kern w:val="0"/>
-          <w:sz w:val="36"/>
-          <w:szCs w:val="36"/>
-          <w14:ligatures w14:val="none"/>
-        </w:rPr>
-        <w:t xml:space="preserve"> The estimated cost from the current node to the goal. This implementation uses </w:t>
-      </w:r>
-      <w:r>
-        <w:rPr>
-          <w:rFonts w:ascii="Arial" w:eastAsia="Times New Roman" w:hAnsi="Arial" w:cs="Arial"/>
-          <w:b/>
-          <w:bCs/>
-          <w:kern w:val="0"/>
-          <w:sz w:val="36"/>
-          <w:szCs w:val="36"/>
-          <w14:ligatures w14:val="none"/>
-        </w:rPr>
-        <w:t>Manhattan Distance</w:t>
-      </w:r>
-      <w:r>
-        <w:rPr>
-          <w:rFonts w:ascii="Arial" w:eastAsia="Times New Roman" w:hAnsi="Arial" w:cs="Arial"/>
-          <w:kern w:val="0"/>
-          <w:sz w:val="36"/>
-          <w:szCs w:val="36"/>
-          <w14:ligatures w14:val="none"/>
-        </w:rPr>
-        <w:t>.</w:t>
+          <w:rFonts w:ascii="Arial" w:hAnsi="Arial" w:eastAsia="Times New Roman" w:cs="Arial"/>
+          <w:kern w:val="0"/>
+          <w:sz w:val="36"/>
+          <w:szCs w:val="36"/>
+          <w14:ligatures w14:val="none"/>
+        </w:rPr>
+      </w:pPr>
+      <w:r>
+        <w:rPr>
+          <w:rFonts w:ascii="Arial" w:hAnsi="Arial" w:eastAsia="Times New Roman" w:cs="Arial"/>
+          <w:b/>
+          <w:bCs/>
+          <w:kern w:val="0"/>
+          <w:sz w:val="36"/>
+          <w:szCs w:val="36"/>
+          <w14:ligatures w14:val="none"/>
+        </w:rPr>
+        <w:t>Data Structures:</w:t>
+      </w:r>
+      <w:r>
+        <w:rPr>
+          <w:rFonts w:ascii="Arial" w:hAnsi="Arial" w:eastAsia="Times New Roman" w:cs="Arial"/>
+          <w:kern w:val="0"/>
+          <w:sz w:val="36"/>
+          <w:szCs w:val="36"/>
+          <w14:ligatures w14:val="none"/>
+        </w:rPr>
+        <w:t xml:space="preserve"> A </w:t>
+      </w:r>
+      <w:r>
+        <w:rPr>
+          <w:rFonts w:ascii="Arial" w:hAnsi="Arial" w:eastAsia="Times New Roman" w:cs="Arial"/>
+          <w:b/>
+          <w:bCs/>
+          <w:kern w:val="0"/>
+          <w:sz w:val="36"/>
+          <w:szCs w:val="36"/>
+          <w14:ligatures w14:val="none"/>
+        </w:rPr>
+        <w:t>Priority Queue (</w:t>
+      </w:r>
+      <w:r>
+        <w:rPr>
+          <w:rFonts w:ascii="Arial" w:hAnsi="Arial" w:eastAsia="Times New Roman" w:cs="Arial"/>
+          <w:b/>
+          <w:bCs/>
+          <w:kern w:val="0"/>
+          <w:sz w:val="36"/>
+          <w:szCs w:val="36"/>
+          <w14:ligatures w14:val="none"/>
+        </w:rPr>
+        <w:t>heap</w:t>
+      </w:r>
+      <w:r>
+        <w:rPr>
+          <w:rFonts w:ascii="Arial" w:hAnsi="Arial" w:eastAsia="Times New Roman" w:cs="Arial"/>
+          <w:b/>
+          <w:bCs/>
+          <w:kern w:val="0"/>
+          <w:sz w:val="36"/>
+          <w:szCs w:val="36"/>
+          <w14:ligatures w14:val="none"/>
+        </w:rPr>
+        <w:t>)</w:t>
+      </w:r>
+      <w:r>
+        <w:rPr>
+          <w:rFonts w:ascii="Arial" w:hAnsi="Arial" w:eastAsia="Times New Roman" w:cs="Arial"/>
+          <w:kern w:val="0"/>
+          <w:sz w:val="36"/>
+          <w:szCs w:val="36"/>
+          <w14:ligatures w14:val="none"/>
+        </w:rPr>
+        <w:t xml:space="preserve"> ensures that the node with the lowest f(n) value is always processed next, significantly reducing search time compared to Breadth-First Search.</w:t>
       </w:r>
     </w:p>
     <w:p>
       <w:pPr>
-        <w:numPr>
-          <w:ilvl w:val="0"/>
-          <w:numId w:val="1"/>
-        </w:numPr>
         <w:spacing w:after="100" w:afterAutospacing="1" w:line="240" w:lineRule="auto"/>
-        <w:rPr>
-          <w:rFonts w:ascii="Arial" w:eastAsia="Times New Roman" w:hAnsi="Arial" w:cs="Arial"/>
-          <w:kern w:val="0"/>
-          <w:sz w:val="36"/>
-          <w:szCs w:val="36"/>
-          <w14:ligatures w14:val="none"/>
-        </w:rPr>
-      </w:pPr>
-      <w:r>
-        <w:rPr>
-          <w:rFonts w:ascii="Arial" w:eastAsia="Times New Roman" w:hAnsi="Arial" w:cs="Arial"/>
-          <w:b/>
-          <w:bCs/>
-          <w:kern w:val="0"/>
-          <w:sz w:val="36"/>
-          <w:szCs w:val="36"/>
-          <w14:ligatures w14:val="none"/>
-        </w:rPr>
-        <w:t>Data Structures:</w:t>
-      </w:r>
-      <w:r>
-        <w:rPr>
-          <w:rFonts w:ascii="Arial" w:eastAsia="Times New Roman" w:hAnsi="Arial" w:cs="Arial"/>
-          <w:kern w:val="0"/>
-          <w:sz w:val="36"/>
-          <w:szCs w:val="36"/>
-          <w14:ligatures w14:val="none"/>
-        </w:rPr>
-        <w:t xml:space="preserve"> A </w:t>
-      </w:r>
-      <w:r>
-        <w:rPr>
-          <w:rFonts w:ascii="Arial" w:eastAsia="Times New Roman" w:hAnsi="Arial" w:cs="Arial"/>
-          <w:b/>
-          <w:bCs/>
-          <w:kern w:val="0"/>
-          <w:sz w:val="36"/>
-          <w:szCs w:val="36"/>
-          <w14:ligatures w14:val="none"/>
-        </w:rPr>
-        <w:t>Priority Queue (heap)</w:t>
-      </w:r>
-      <w:r>
-        <w:rPr>
-          <w:rFonts w:ascii="Arial" w:eastAsia="Times New Roman" w:hAnsi="Arial" w:cs="Arial"/>
-          <w:kern w:val="0"/>
-          <w:sz w:val="36"/>
-          <w:szCs w:val="36"/>
-          <w14:ligatures w14:val="none"/>
-        </w:rPr>
-        <w:t xml:space="preserve"> ensures that the node with the lowest f(n) value is always processed next, significantly reducing search time compared to Breadth-First Search.</w:t>
+        <w:outlineLvl w:val="2"/>
+        <w:rPr>
+          <w:rFonts w:ascii="Arial" w:hAnsi="Arial" w:eastAsia="Times New Roman" w:cs="Arial"/>
+          <w:b/>
+          <w:bCs/>
+          <w:kern w:val="0"/>
+          <w:sz w:val="36"/>
+          <w:szCs w:val="36"/>
+          <w14:ligatures w14:val="none"/>
+        </w:rPr>
+      </w:pPr>
+      <w:r>
+        <w:rPr>
+          <w:rFonts w:ascii="Arial" w:hAnsi="Arial" w:eastAsia="Times New Roman" w:cs="Arial"/>
+          <w:b/>
+          <w:bCs/>
+          <w:kern w:val="0"/>
+          <w:sz w:val="36"/>
+          <w:szCs w:val="36"/>
+          <w14:ligatures w14:val="none"/>
+        </w:rPr>
+        <w:t>4. Visualization &amp; UI</w:t>
       </w:r>
     </w:p>
     <w:p>
       <w:pPr>
         <w:spacing w:after="100" w:afterAutospacing="1" w:line="240" w:lineRule="auto"/>
-        <w:outlineLvl w:val="2"/>
-        <w:rPr>
-          <w:rFonts w:ascii="Arial" w:eastAsia="Times New Roman" w:hAnsi="Arial" w:cs="Arial"/>
-          <w:b/>
-          <w:bCs/>
-          <w:kern w:val="0"/>
-          <w:sz w:val="36"/>
-          <w:szCs w:val="36"/>
-          <w14:ligatures w14:val="none"/>
-        </w:rPr>
-      </w:pPr>
-      <w:r>
-        <w:rPr>
-          <w:rFonts w:ascii="Arial" w:eastAsia="Times New Roman" w:hAnsi="Arial" w:cs="Arial"/>
-          <w:b/>
-          <w:bCs/>
-          <w:kern w:val="0"/>
-          <w:sz w:val="36"/>
-          <w:szCs w:val="36"/>
-          <w14:ligatures w14:val="none"/>
-        </w:rPr>
-        <w:t>4. Visualization &amp; UI</w:t>
-      </w:r>
-    </w:p>
-    <w:p>
-      <w:pPr>
-        <w:spacing w:after="100" w:afterAutospacing="1" w:line="240" w:lineRule="auto"/>
-        <w:rPr>
-          <w:rFonts w:ascii="Arial" w:eastAsia="Times New Roman" w:hAnsi="Arial" w:cs="Arial"/>
-          <w:kern w:val="0"/>
-          <w:sz w:val="36"/>
-          <w:szCs w:val="36"/>
-          <w14:ligatures w14:val="none"/>
-        </w:rPr>
-      </w:pPr>
-      <w:r>
-        <w:rPr>
-          <w:rFonts w:ascii="Arial" w:eastAsia="Times New Roman" w:hAnsi="Arial" w:cs="Arial"/>
+        <w:rPr>
+          <w:rFonts w:ascii="Arial" w:hAnsi="Arial" w:eastAsia="Times New Roman" w:cs="Arial"/>
+          <w:kern w:val="0"/>
+          <w:sz w:val="36"/>
+          <w:szCs w:val="36"/>
+          <w14:ligatures w14:val="none"/>
+        </w:rPr>
+      </w:pPr>
+      <w:r>
+        <w:rPr>
+          <w:rFonts w:ascii="Arial" w:hAnsi="Arial" w:eastAsia="Times New Roman" w:cs="Arial"/>
           <w:kern w:val="0"/>
           <w:sz w:val="36"/>
           <w:szCs w:val="36"/>
@@ -681,7 +705,7 @@
       </w:r>
       <w:r>
         <w:rPr>
-          <w:rFonts w:ascii="Arial" w:eastAsia="Times New Roman" w:hAnsi="Arial" w:cs="Arial"/>
+          <w:rFonts w:ascii="Arial" w:hAnsi="Arial" w:eastAsia="Times New Roman" w:cs="Arial"/>
           <w:b/>
           <w:bCs/>
           <w:kern w:val="0"/>
@@ -693,7 +717,7 @@
       </w:r>
       <w:r>
         <w:rPr>
-          <w:rFonts w:ascii="Arial" w:eastAsia="Times New Roman" w:hAnsi="Arial" w:cs="Arial"/>
+          <w:rFonts w:ascii="Arial" w:hAnsi="Arial" w:eastAsia="Times New Roman" w:cs="Arial"/>
           <w:kern w:val="0"/>
           <w:sz w:val="36"/>
           <w:szCs w:val="36"/>
@@ -703,7 +727,7 @@
       </w:r>
       <w:r>
         <w:rPr>
-          <w:rFonts w:ascii="Arial" w:eastAsia="Times New Roman" w:hAnsi="Arial" w:cs="Arial"/>
+          <w:rFonts w:ascii="Arial" w:hAnsi="Arial" w:eastAsia="Times New Roman" w:cs="Arial"/>
           <w:b/>
           <w:bCs/>
           <w:kern w:val="0"/>
@@ -715,7 +739,7 @@
       </w:r>
       <w:r>
         <w:rPr>
-          <w:rFonts w:ascii="Arial" w:eastAsia="Times New Roman" w:hAnsi="Arial" w:cs="Arial"/>
+          <w:rFonts w:ascii="Arial" w:hAnsi="Arial" w:eastAsia="Times New Roman" w:cs="Arial"/>
           <w:kern w:val="0"/>
           <w:sz w:val="36"/>
           <w:szCs w:val="36"/>
@@ -732,16 +756,16 @@
         </w:numPr>
         <w:spacing w:after="100" w:afterAutospacing="1" w:line="240" w:lineRule="auto"/>
         <w:rPr>
-          <w:rFonts w:ascii="Arial" w:eastAsia="Times New Roman" w:hAnsi="Arial" w:cs="Arial"/>
-          <w:kern w:val="0"/>
-          <w:sz w:val="36"/>
-          <w:szCs w:val="36"/>
-          <w14:ligatures w14:val="none"/>
-        </w:rPr>
-      </w:pPr>
-      <w:r>
-        <w:rPr>
-          <w:rFonts w:ascii="Arial" w:eastAsia="Times New Roman" w:hAnsi="Arial" w:cs="Arial"/>
+          <w:rFonts w:ascii="Arial" w:hAnsi="Arial" w:eastAsia="Times New Roman" w:cs="Arial"/>
+          <w:kern w:val="0"/>
+          <w:sz w:val="36"/>
+          <w:szCs w:val="36"/>
+          <w14:ligatures w14:val="none"/>
+        </w:rPr>
+      </w:pPr>
+      <w:r>
+        <w:rPr>
+          <w:rFonts w:ascii="Arial" w:hAnsi="Arial" w:eastAsia="Times New Roman" w:cs="Arial"/>
           <w:b/>
           <w:bCs/>
           <w:kern w:val="0"/>
@@ -753,7 +777,7 @@
       </w:r>
       <w:r>
         <w:rPr>
-          <w:rFonts w:ascii="Arial" w:eastAsia="Times New Roman" w:hAnsi="Arial" w:cs="Arial"/>
+          <w:rFonts w:ascii="Arial" w:hAnsi="Arial" w:eastAsia="Times New Roman" w:cs="Arial"/>
           <w:kern w:val="0"/>
           <w:sz w:val="36"/>
           <w:szCs w:val="36"/>
@@ -770,16 +794,16 @@
         </w:numPr>
         <w:spacing w:after="100" w:afterAutospacing="1" w:line="240" w:lineRule="auto"/>
         <w:rPr>
-          <w:rFonts w:ascii="Arial" w:eastAsia="Times New Roman" w:hAnsi="Arial" w:cs="Arial"/>
-          <w:kern w:val="0"/>
-          <w:sz w:val="36"/>
-          <w:szCs w:val="36"/>
-          <w14:ligatures w14:val="none"/>
-        </w:rPr>
-      </w:pPr>
-      <w:r>
-        <w:rPr>
-          <w:rFonts w:ascii="Arial" w:eastAsia="Times New Roman" w:hAnsi="Arial" w:cs="Arial"/>
+          <w:rFonts w:ascii="Arial" w:hAnsi="Arial" w:eastAsia="Times New Roman" w:cs="Arial"/>
+          <w:kern w:val="0"/>
+          <w:sz w:val="36"/>
+          <w:szCs w:val="36"/>
+          <w14:ligatures w14:val="none"/>
+        </w:rPr>
+      </w:pPr>
+      <w:r>
+        <w:rPr>
+          <w:rFonts w:ascii="Arial" w:hAnsi="Arial" w:eastAsia="Times New Roman" w:cs="Arial"/>
           <w:b/>
           <w:bCs/>
           <w:kern w:val="0"/>
@@ -791,7 +815,7 @@
       </w:r>
       <w:r>
         <w:rPr>
-          <w:rFonts w:ascii="Arial" w:eastAsia="Times New Roman" w:hAnsi="Arial" w:cs="Arial"/>
+          <w:rFonts w:ascii="Arial" w:hAnsi="Arial" w:eastAsia="Times New Roman" w:cs="Arial"/>
           <w:kern w:val="0"/>
           <w:sz w:val="36"/>
           <w:szCs w:val="36"/>
@@ -808,16 +832,16 @@
         </w:numPr>
         <w:spacing w:after="100" w:afterAutospacing="1" w:line="240" w:lineRule="auto"/>
         <w:rPr>
-          <w:rFonts w:ascii="Arial" w:eastAsia="Times New Roman" w:hAnsi="Arial" w:cs="Arial"/>
-          <w:kern w:val="0"/>
-          <w:sz w:val="36"/>
-          <w:szCs w:val="36"/>
-          <w14:ligatures w14:val="none"/>
-        </w:rPr>
-      </w:pPr>
-      <w:r>
-        <w:rPr>
-          <w:rFonts w:ascii="Arial" w:eastAsia="Times New Roman" w:hAnsi="Arial" w:cs="Arial"/>
+          <w:rFonts w:ascii="Arial" w:hAnsi="Arial" w:eastAsia="Times New Roman" w:cs="Arial"/>
+          <w:kern w:val="0"/>
+          <w:sz w:val="36"/>
+          <w:szCs w:val="36"/>
+          <w14:ligatures w14:val="none"/>
+        </w:rPr>
+      </w:pPr>
+      <w:r>
+        <w:rPr>
+          <w:rFonts w:ascii="Arial" w:hAnsi="Arial" w:eastAsia="Times New Roman" w:cs="Arial"/>
           <w:b/>
           <w:bCs/>
           <w:kern w:val="0"/>
@@ -829,7 +853,7 @@
       </w:r>
       <w:r>
         <w:rPr>
-          <w:rFonts w:ascii="Arial" w:eastAsia="Times New Roman" w:hAnsi="Arial" w:cs="Arial"/>
+          <w:rFonts w:ascii="Arial" w:hAnsi="Arial" w:eastAsia="Times New Roman" w:cs="Arial"/>
           <w:kern w:val="0"/>
           <w:sz w:val="36"/>
           <w:szCs w:val="36"/>
@@ -846,16 +870,16 @@
         </w:numPr>
         <w:spacing w:after="100" w:afterAutospacing="1" w:line="240" w:lineRule="auto"/>
         <w:rPr>
-          <w:rFonts w:ascii="Arial" w:eastAsia="Times New Roman" w:hAnsi="Arial" w:cs="Arial"/>
-          <w:kern w:val="0"/>
-          <w:sz w:val="36"/>
-          <w:szCs w:val="36"/>
-          <w14:ligatures w14:val="none"/>
-        </w:rPr>
-      </w:pPr>
-      <w:r>
-        <w:rPr>
-          <w:rFonts w:ascii="Arial" w:eastAsia="Times New Roman" w:hAnsi="Arial" w:cs="Arial"/>
+          <w:rFonts w:ascii="Arial" w:hAnsi="Arial" w:eastAsia="Times New Roman" w:cs="Arial"/>
+          <w:kern w:val="0"/>
+          <w:sz w:val="36"/>
+          <w:szCs w:val="36"/>
+          <w14:ligatures w14:val="none"/>
+        </w:rPr>
+      </w:pPr>
+      <w:r>
+        <w:rPr>
+          <w:rFonts w:ascii="Arial" w:hAnsi="Arial" w:eastAsia="Times New Roman" w:cs="Arial"/>
           <w:b/>
           <w:bCs/>
           <w:kern w:val="0"/>
@@ -867,7 +891,7 @@
       </w:r>
       <w:r>
         <w:rPr>
-          <w:rFonts w:ascii="Arial" w:eastAsia="Times New Roman" w:hAnsi="Arial" w:cs="Arial"/>
+          <w:rFonts w:ascii="Arial" w:hAnsi="Arial" w:eastAsia="Times New Roman" w:cs="Arial"/>
           <w:kern w:val="0"/>
           <w:sz w:val="36"/>
           <w:szCs w:val="36"/>
@@ -881,18 +905,18 @@
         <w:spacing w:after="100" w:afterAutospacing="1" w:line="240" w:lineRule="auto"/>
         <w:outlineLvl w:val="2"/>
         <w:rPr>
-          <w:rFonts w:ascii="Arial" w:eastAsia="Times New Roman" w:hAnsi="Arial" w:cs="Arial"/>
-          <w:b/>
-          <w:bCs/>
-          <w:kern w:val="0"/>
-          <w:sz w:val="36"/>
-          <w:szCs w:val="36"/>
-          <w14:ligatures w14:val="none"/>
-        </w:rPr>
-      </w:pPr>
-      <w:r>
-        <w:rPr>
-          <w:rFonts w:ascii="Arial" w:eastAsia="Times New Roman" w:hAnsi="Arial" w:cs="Arial"/>
+          <w:rFonts w:ascii="Arial" w:hAnsi="Arial" w:eastAsia="Times New Roman" w:cs="Arial"/>
+          <w:b/>
+          <w:bCs/>
+          <w:kern w:val="0"/>
+          <w:sz w:val="36"/>
+          <w:szCs w:val="36"/>
+          <w14:ligatures w14:val="none"/>
+        </w:rPr>
+      </w:pPr>
+      <w:r>
+        <w:rPr>
+          <w:rFonts w:ascii="Arial" w:hAnsi="Arial" w:eastAsia="Times New Roman" w:cs="Arial"/>
           <w:b/>
           <w:bCs/>
           <w:kern w:val="0"/>
@@ -907,16 +931,16 @@
       <w:pPr>
         <w:spacing w:after="100" w:afterAutospacing="1" w:line="240" w:lineRule="auto"/>
         <w:rPr>
-          <w:rFonts w:ascii="Arial" w:eastAsia="Times New Roman" w:hAnsi="Arial" w:cs="Arial"/>
-          <w:kern w:val="0"/>
-          <w:sz w:val="36"/>
-          <w:szCs w:val="36"/>
-          <w14:ligatures w14:val="none"/>
-        </w:rPr>
-      </w:pPr>
-      <w:r>
-        <w:rPr>
-          <w:rFonts w:ascii="Arial" w:eastAsia="Times New Roman" w:hAnsi="Arial" w:cs="Arial"/>
+          <w:rFonts w:ascii="Arial" w:hAnsi="Arial" w:eastAsia="Times New Roman" w:cs="Arial"/>
+          <w:kern w:val="0"/>
+          <w:sz w:val="36"/>
+          <w:szCs w:val="36"/>
+          <w14:ligatures w14:val="none"/>
+        </w:rPr>
+      </w:pPr>
+      <w:r>
+        <w:rPr>
+          <w:rFonts w:ascii="Arial" w:hAnsi="Arial" w:eastAsia="Times New Roman" w:cs="Arial"/>
           <w:kern w:val="0"/>
           <w:sz w:val="36"/>
           <w:szCs w:val="36"/>
@@ -934,7 +958,7 @@
       </w:pPr>
     </w:p>
     <w:sectPr>
-      <w:pgSz w:w="12240" w:h="15840"/>
+      <w:pgSz w:w="12240" w:h="15840" w:orient="portrait"/>
       <w:pgMar w:top="1440" w:right="1440" w:bottom="1440" w:left="1440" w:header="720" w:footer="720" w:gutter="0"/>
       <w:cols w:space="720"/>
       <w:docGrid w:linePitch="360"/>
@@ -961,7 +985,7 @@
         <w:ind w:left="720" w:hanging="360"/>
       </w:pPr>
       <w:rPr>
-        <w:rFonts w:ascii="Symbol" w:hAnsi="Symbol" w:hint="default"/>
+        <w:rFonts w:hint="default" w:ascii="Symbol" w:hAnsi="Symbol"/>
         <w:sz w:val="20"/>
       </w:rPr>
     </w:lvl>
@@ -977,7 +1001,7 @@
         <w:ind w:left="1440" w:hanging="360"/>
       </w:pPr>
       <w:rPr>
-        <w:rFonts w:ascii="Courier New" w:hAnsi="Courier New" w:hint="default"/>
+        <w:rFonts w:hint="default" w:ascii="Courier New" w:hAnsi="Courier New"/>
         <w:sz w:val="20"/>
       </w:rPr>
     </w:lvl>
@@ -993,7 +1017,7 @@
         <w:ind w:left="2160" w:hanging="360"/>
       </w:pPr>
       <w:rPr>
-        <w:rFonts w:ascii="Wingdings" w:hAnsi="Wingdings" w:hint="default"/>
+        <w:rFonts w:hint="default" w:ascii="Wingdings" w:hAnsi="Wingdings"/>
         <w:sz w:val="20"/>
       </w:rPr>
     </w:lvl>
@@ -1009,7 +1033,7 @@
         <w:ind w:left="2880" w:hanging="360"/>
       </w:pPr>
       <w:rPr>
-        <w:rFonts w:ascii="Wingdings" w:hAnsi="Wingdings" w:hint="default"/>
+        <w:rFonts w:hint="default" w:ascii="Wingdings" w:hAnsi="Wingdings"/>
         <w:sz w:val="20"/>
       </w:rPr>
     </w:lvl>
@@ -1025,7 +1049,7 @@
         <w:ind w:left="3600" w:hanging="360"/>
       </w:pPr>
       <w:rPr>
-        <w:rFonts w:ascii="Wingdings" w:hAnsi="Wingdings" w:hint="default"/>
+        <w:rFonts w:hint="default" w:ascii="Wingdings" w:hAnsi="Wingdings"/>
         <w:sz w:val="20"/>
       </w:rPr>
     </w:lvl>
@@ -1041,7 +1065,7 @@
         <w:ind w:left="4320" w:hanging="360"/>
       </w:pPr>
       <w:rPr>
-        <w:rFonts w:ascii="Wingdings" w:hAnsi="Wingdings" w:hint="default"/>
+        <w:rFonts w:hint="default" w:ascii="Wingdings" w:hAnsi="Wingdings"/>
         <w:sz w:val="20"/>
       </w:rPr>
     </w:lvl>
@@ -1057,7 +1081,7 @@
         <w:ind w:left="5040" w:hanging="360"/>
       </w:pPr>
       <w:rPr>
-        <w:rFonts w:ascii="Wingdings" w:hAnsi="Wingdings" w:hint="default"/>
+        <w:rFonts w:hint="default" w:ascii="Wingdings" w:hAnsi="Wingdings"/>
         <w:sz w:val="20"/>
       </w:rPr>
     </w:lvl>
@@ -1073,7 +1097,7 @@
         <w:ind w:left="5760" w:hanging="360"/>
       </w:pPr>
       <w:rPr>
-        <w:rFonts w:ascii="Wingdings" w:hAnsi="Wingdings" w:hint="default"/>
+        <w:rFonts w:hint="default" w:ascii="Wingdings" w:hAnsi="Wingdings"/>
         <w:sz w:val="20"/>
       </w:rPr>
     </w:lvl>
@@ -1089,7 +1113,7 @@
         <w:ind w:left="6480" w:hanging="360"/>
       </w:pPr>
       <w:rPr>
-        <w:rFonts w:ascii="Wingdings" w:hAnsi="Wingdings" w:hint="default"/>
+        <w:rFonts w:hint="default" w:ascii="Wingdings" w:hAnsi="Wingdings"/>
         <w:sz w:val="20"/>
       </w:rPr>
     </w:lvl>
@@ -1110,7 +1134,7 @@
         <w:ind w:left="720" w:hanging="360"/>
       </w:pPr>
       <w:rPr>
-        <w:rFonts w:ascii="Symbol" w:hAnsi="Symbol" w:hint="default"/>
+        <w:rFonts w:hint="default" w:ascii="Symbol" w:hAnsi="Symbol"/>
         <w:sz w:val="20"/>
       </w:rPr>
     </w:lvl>
@@ -1126,7 +1150,7 @@
         <w:ind w:left="1440" w:hanging="360"/>
       </w:pPr>
       <w:rPr>
-        <w:rFonts w:ascii="Courier New" w:hAnsi="Courier New" w:hint="default"/>
+        <w:rFonts w:hint="default" w:ascii="Courier New" w:hAnsi="Courier New"/>
         <w:sz w:val="20"/>
       </w:rPr>
     </w:lvl>
@@ -1142,7 +1166,7 @@
         <w:ind w:left="2160" w:hanging="360"/>
       </w:pPr>
       <w:rPr>
-        <w:rFonts w:ascii="Wingdings" w:hAnsi="Wingdings" w:hint="default"/>
+        <w:rFonts w:hint="default" w:ascii="Wingdings" w:hAnsi="Wingdings"/>
         <w:sz w:val="20"/>
       </w:rPr>
     </w:lvl>
@@ -1158,7 +1182,7 @@
         <w:ind w:left="2880" w:hanging="360"/>
       </w:pPr>
       <w:rPr>
-        <w:rFonts w:ascii="Wingdings" w:hAnsi="Wingdings" w:hint="default"/>
+        <w:rFonts w:hint="default" w:ascii="Wingdings" w:hAnsi="Wingdings"/>
         <w:sz w:val="20"/>
       </w:rPr>
     </w:lvl>
@@ -1174,7 +1198,7 @@
         <w:ind w:left="3600" w:hanging="360"/>
       </w:pPr>
       <w:rPr>
-        <w:rFonts w:ascii="Wingdings" w:hAnsi="Wingdings" w:hint="default"/>
+        <w:rFonts w:hint="default" w:ascii="Wingdings" w:hAnsi="Wingdings"/>
         <w:sz w:val="20"/>
       </w:rPr>
     </w:lvl>
@@ -1190,7 +1214,7 @@
         <w:ind w:left="4320" w:hanging="360"/>
       </w:pPr>
       <w:rPr>
-        <w:rFonts w:ascii="Wingdings" w:hAnsi="Wingdings" w:hint="default"/>
+        <w:rFonts w:hint="default" w:ascii="Wingdings" w:hAnsi="Wingdings"/>
         <w:sz w:val="20"/>
       </w:rPr>
     </w:lvl>
@@ -1206,7 +1230,7 @@
         <w:ind w:left="5040" w:hanging="360"/>
       </w:pPr>
       <w:rPr>
-        <w:rFonts w:ascii="Wingdings" w:hAnsi="Wingdings" w:hint="default"/>
+        <w:rFonts w:hint="default" w:ascii="Wingdings" w:hAnsi="Wingdings"/>
         <w:sz w:val="20"/>
       </w:rPr>
     </w:lvl>
@@ -1222,7 +1246,7 @@
         <w:ind w:left="5760" w:hanging="360"/>
       </w:pPr>
       <w:rPr>
-        <w:rFonts w:ascii="Wingdings" w:hAnsi="Wingdings" w:hint="default"/>
+        <w:rFonts w:hint="default" w:ascii="Wingdings" w:hAnsi="Wingdings"/>
         <w:sz w:val="20"/>
       </w:rPr>
     </w:lvl>
@@ -1238,7 +1262,7 @@
         <w:ind w:left="6480" w:hanging="360"/>
       </w:pPr>
       <w:rPr>
-        <w:rFonts w:ascii="Wingdings" w:hAnsi="Wingdings" w:hint="default"/>
+        <w:rFonts w:hint="default" w:ascii="Wingdings" w:hAnsi="Wingdings"/>
         <w:sz w:val="20"/>
       </w:rPr>
     </w:lvl>
@@ -1257,7 +1281,7 @@
   <w:docDefaults>
     <w:rPrDefault>
       <w:rPr>
-        <w:rFonts w:asciiTheme="minorHAnsi" w:eastAsiaTheme="minorHAnsi" w:hAnsiTheme="minorHAnsi" w:cstheme="minorBidi"/>
+        <w:rFonts w:asciiTheme="minorHAnsi" w:hAnsiTheme="minorHAnsi" w:eastAsiaTheme="minorHAnsi" w:cstheme="minorBidi"/>
         <w:kern w:val="2"/>
         <w:sz w:val="24"/>
         <w:szCs w:val="24"/>
@@ -1274,14 +1298,14 @@
   <w:latentStyles w:defLockedState="0" w:defUIPriority="99" w:defSemiHidden="0" w:defUnhideWhenUsed="0" w:defQFormat="0" w:count="376">
     <w:lsdException w:name="Normal" w:uiPriority="0" w:qFormat="1"/>
     <w:lsdException w:name="heading 1" w:uiPriority="9" w:qFormat="1"/>
-    <w:lsdException w:name="heading 2" w:semiHidden="1" w:uiPriority="9" w:unhideWhenUsed="1" w:qFormat="1"/>
-    <w:lsdException w:name="heading 3" w:semiHidden="1" w:uiPriority="9" w:unhideWhenUsed="1" w:qFormat="1"/>
-    <w:lsdException w:name="heading 4" w:semiHidden="1" w:uiPriority="9" w:unhideWhenUsed="1" w:qFormat="1"/>
-    <w:lsdException w:name="heading 5" w:semiHidden="1" w:uiPriority="9" w:unhideWhenUsed="1" w:qFormat="1"/>
-    <w:lsdException w:name="heading 6" w:semiHidden="1" w:uiPriority="9" w:unhideWhenUsed="1" w:qFormat="1"/>
-    <w:lsdException w:name="heading 7" w:semiHidden="1" w:uiPriority="9" w:unhideWhenUsed="1" w:qFormat="1"/>
-    <w:lsdException w:name="heading 8" w:semiHidden="1" w:uiPriority="9" w:unhideWhenUsed="1" w:qFormat="1"/>
-    <w:lsdException w:name="heading 9" w:semiHidden="1" w:uiPriority="9" w:unhideWhenUsed="1" w:qFormat="1"/>
+    <w:lsdException w:name="heading 2" w:uiPriority="9" w:semiHidden="1" w:unhideWhenUsed="1" w:qFormat="1"/>
+    <w:lsdException w:name="heading 3" w:uiPriority="9" w:semiHidden="1" w:unhideWhenUsed="1" w:qFormat="1"/>
+    <w:lsdException w:name="heading 4" w:uiPriority="9" w:semiHidden="1" w:unhideWhenUsed="1" w:qFormat="1"/>
+    <w:lsdException w:name="heading 5" w:uiPriority="9" w:semiHidden="1" w:unhideWhenUsed="1" w:qFormat="1"/>
+    <w:lsdException w:name="heading 6" w:uiPriority="9" w:semiHidden="1" w:unhideWhenUsed="1" w:qFormat="1"/>
+    <w:lsdException w:name="heading 7" w:uiPriority="9" w:semiHidden="1" w:unhideWhenUsed="1" w:qFormat="1"/>
+    <w:lsdException w:name="heading 8" w:uiPriority="9" w:semiHidden="1" w:unhideWhenUsed="1" w:qFormat="1"/>
+    <w:lsdException w:name="heading 9" w:uiPriority="9" w:semiHidden="1" w:unhideWhenUsed="1" w:qFormat="1"/>
     <w:lsdException w:name="index 1" w:semiHidden="1" w:unhideWhenUsed="1"/>
     <w:lsdException w:name="index 2" w:semiHidden="1" w:unhideWhenUsed="1"/>
     <w:lsdException w:name="index 3" w:semiHidden="1" w:unhideWhenUsed="1"/>
@@ -1291,22 +1315,22 @@
     <w:lsdException w:name="index 7" w:semiHidden="1" w:unhideWhenUsed="1"/>
     <w:lsdException w:name="index 8" w:semiHidden="1" w:unhideWhenUsed="1"/>
     <w:lsdException w:name="index 9" w:semiHidden="1" w:unhideWhenUsed="1"/>
-    <w:lsdException w:name="toc 1" w:semiHidden="1" w:uiPriority="39" w:unhideWhenUsed="1"/>
-    <w:lsdException w:name="toc 2" w:semiHidden="1" w:uiPriority="39" w:unhideWhenUsed="1"/>
-    <w:lsdException w:name="toc 3" w:semiHidden="1" w:uiPriority="39" w:unhideWhenUsed="1"/>
-    <w:lsdException w:name="toc 4" w:semiHidden="1" w:uiPriority="39" w:unhideWhenUsed="1"/>
-    <w:lsdException w:name="toc 5" w:semiHidden="1" w:uiPriority="39" w:unhideWhenUsed="1"/>
-    <w:lsdException w:name="toc 6" w:semiHidden="1" w:uiPriority="39" w:unhideWhenUsed="1"/>
-    <w:lsdException w:name="toc 7" w:semiHidden="1" w:uiPriority="39" w:unhideWhenUsed="1"/>
-    <w:lsdException w:name="toc 8" w:semiHidden="1" w:uiPriority="39" w:unhideWhenUsed="1"/>
-    <w:lsdException w:name="toc 9" w:semiHidden="1" w:uiPriority="39" w:unhideWhenUsed="1"/>
+    <w:lsdException w:name="toc 1" w:uiPriority="39" w:semiHidden="1" w:unhideWhenUsed="1"/>
+    <w:lsdException w:name="toc 2" w:uiPriority="39" w:semiHidden="1" w:unhideWhenUsed="1"/>
+    <w:lsdException w:name="toc 3" w:uiPriority="39" w:semiHidden="1" w:unhideWhenUsed="1"/>
+    <w:lsdException w:name="toc 4" w:uiPriority="39" w:semiHidden="1" w:unhideWhenUsed="1"/>
+    <w:lsdException w:name="toc 5" w:uiPriority="39" w:semiHidden="1" w:unhideWhenUsed="1"/>
+    <w:lsdException w:name="toc 6" w:uiPriority="39" w:semiHidden="1" w:unhideWhenUsed="1"/>
+    <w:lsdException w:name="toc 7" w:uiPriority="39" w:semiHidden="1" w:unhideWhenUsed="1"/>
+    <w:lsdException w:name="toc 8" w:uiPriority="39" w:semiHidden="1" w:unhideWhenUsed="1"/>
+    <w:lsdException w:name="toc 9" w:uiPriority="39" w:semiHidden="1" w:unhideWhenUsed="1"/>
     <w:lsdException w:name="Normal Indent" w:semiHidden="1" w:unhideWhenUsed="1"/>
     <w:lsdException w:name="footnote text" w:semiHidden="1" w:unhideWhenUsed="1"/>
     <w:lsdException w:name="annotation text" w:semiHidden="1" w:unhideWhenUsed="1"/>
     <w:lsdException w:name="header" w:semiHidden="1" w:unhideWhenUsed="1"/>
     <w:lsdException w:name="footer" w:semiHidden="1" w:unhideWhenUsed="1"/>
     <w:lsdException w:name="index heading" w:semiHidden="1" w:unhideWhenUsed="1"/>
-    <w:lsdException w:name="caption" w:semiHidden="1" w:uiPriority="35" w:unhideWhenUsed="1" w:qFormat="1"/>
+    <w:lsdException w:name="caption" w:uiPriority="35" w:semiHidden="1" w:unhideWhenUsed="1" w:qFormat="1"/>
     <w:lsdException w:name="table of figures" w:semiHidden="1" w:unhideWhenUsed="1"/>
     <w:lsdException w:name="envelope address" w:semiHidden="1" w:unhideWhenUsed="1"/>
     <w:lsdException w:name="envelope return" w:semiHidden="1" w:unhideWhenUsed="1"/>
@@ -1337,7 +1361,7 @@
     <w:lsdException w:name="Title" w:uiPriority="10" w:qFormat="1"/>
     <w:lsdException w:name="Closing" w:semiHidden="1" w:unhideWhenUsed="1"/>
     <w:lsdException w:name="Signature" w:semiHidden="1" w:unhideWhenUsed="1"/>
-    <w:lsdException w:name="Default Paragraph Font" w:semiHidden="1" w:uiPriority="1" w:unhideWhenUsed="1"/>
+    <w:lsdException w:name="Default Paragraph Font" w:uiPriority="1" w:semiHidden="1" w:unhideWhenUsed="1"/>
     <w:lsdException w:name="Body Text" w:semiHidden="1" w:unhideWhenUsed="1"/>
     <w:lsdException w:name="Body Text Indent" w:semiHidden="1" w:unhideWhenUsed="1"/>
     <w:lsdException w:name="List Continue" w:semiHidden="1" w:unhideWhenUsed="1"/>
@@ -1537,8 +1561,8 @@
     <w:lsdException w:name="Subtle Reference" w:uiPriority="31" w:qFormat="1"/>
     <w:lsdException w:name="Intense Reference" w:uiPriority="32" w:qFormat="1"/>
     <w:lsdException w:name="Book Title" w:uiPriority="33" w:qFormat="1"/>
-    <w:lsdException w:name="Bibliography" w:semiHidden="1" w:uiPriority="37" w:unhideWhenUsed="1"/>
-    <w:lsdException w:name="TOC Heading" w:semiHidden="1" w:uiPriority="39" w:unhideWhenUsed="1" w:qFormat="1"/>
+    <w:lsdException w:name="Bibliography" w:uiPriority="37" w:semiHidden="1" w:unhideWhenUsed="1"/>
+    <w:lsdException w:name="TOC Heading" w:uiPriority="39" w:semiHidden="1" w:unhideWhenUsed="1" w:qFormat="1"/>
     <w:lsdException w:name="Plain Table 1" w:uiPriority="41"/>
     <w:lsdException w:name="Plain Table 2" w:uiPriority="42"/>
     <w:lsdException w:name="Plain Table 3" w:uiPriority="43"/>
@@ -1649,7 +1673,7 @@
     <w:lsdException w:name="Unresolved Mention" w:semiHidden="1" w:unhideWhenUsed="1"/>
     <w:lsdException w:name="Smart Link" w:semiHidden="1" w:unhideWhenUsed="1"/>
   </w:latentStyles>
-  <w:style w:type="paragraph" w:default="1" w:styleId="Normal">
+  <w:style w:type="paragraph" w:styleId="Normal" w:default="1">
     <w:name w:val="Normal"/>
     <w:qFormat/>
   </w:style>
@@ -1668,7 +1692,7 @@
       <w:outlineLvl w:val="0"/>
     </w:pPr>
     <w:rPr>
-      <w:rFonts w:asciiTheme="majorHAnsi" w:eastAsiaTheme="majorEastAsia" w:hAnsiTheme="majorHAnsi" w:cstheme="majorBidi"/>
+      <w:rFonts w:asciiTheme="majorHAnsi" w:hAnsiTheme="majorHAnsi" w:eastAsiaTheme="majorEastAsia" w:cstheme="majorBidi"/>
       <w:color w:val="0F4761" w:themeColor="accent1" w:themeShade="BF"/>
       <w:sz w:val="40"/>
       <w:szCs w:val="40"/>
@@ -1691,7 +1715,7 @@
       <w:outlineLvl w:val="1"/>
     </w:pPr>
     <w:rPr>
-      <w:rFonts w:asciiTheme="majorHAnsi" w:eastAsiaTheme="majorEastAsia" w:hAnsiTheme="majorHAnsi" w:cstheme="majorBidi"/>
+      <w:rFonts w:asciiTheme="majorHAnsi" w:hAnsiTheme="majorHAnsi" w:eastAsiaTheme="majorEastAsia" w:cstheme="majorBidi"/>
       <w:color w:val="0F4761" w:themeColor="accent1" w:themeShade="BF"/>
       <w:sz w:val="32"/>
       <w:szCs w:val="32"/>
@@ -1852,13 +1876,13 @@
       <w:color w:val="272727" w:themeColor="text1" w:themeTint="D8"/>
     </w:rPr>
   </w:style>
-  <w:style w:type="character" w:default="1" w:styleId="DefaultParagraphFont">
+  <w:style w:type="character" w:styleId="DefaultParagraphFont" w:default="1">
     <w:name w:val="Default Paragraph Font"/>
     <w:uiPriority w:val="1"/>
     <w:semiHidden/>
     <w:unhideWhenUsed/>
   </w:style>
-  <w:style w:type="table" w:default="1" w:styleId="TableNormal">
+  <w:style w:type="table" w:styleId="TableNormal" w:default="1">
     <w:name w:val="Normal Table"/>
     <w:uiPriority w:val="99"/>
     <w:semiHidden/>
@@ -1873,26 +1897,26 @@
       </w:tblCellMar>
     </w:tblPr>
   </w:style>
-  <w:style w:type="numbering" w:default="1" w:styleId="NoList">
+  <w:style w:type="numbering" w:styleId="NoList" w:default="1">
     <w:name w:val="No List"/>
     <w:uiPriority w:val="99"/>
     <w:semiHidden/>
     <w:unhideWhenUsed/>
   </w:style>
-  <w:style w:type="character" w:customStyle="1" w:styleId="Heading1Char">
+  <w:style w:type="character" w:styleId="Heading1Char" w:customStyle="1">
     <w:name w:val="Heading 1 Char"/>
     <w:basedOn w:val="DefaultParagraphFont"/>
     <w:link w:val="Heading1"/>
     <w:uiPriority w:val="9"/>
     <w:rsid w:val="00F21081"/>
     <w:rPr>
-      <w:rFonts w:asciiTheme="majorHAnsi" w:eastAsiaTheme="majorEastAsia" w:hAnsiTheme="majorHAnsi" w:cstheme="majorBidi"/>
+      <w:rFonts w:asciiTheme="majorHAnsi" w:hAnsiTheme="majorHAnsi" w:eastAsiaTheme="majorEastAsia" w:cstheme="majorBidi"/>
       <w:color w:val="0F4761" w:themeColor="accent1" w:themeShade="BF"/>
       <w:sz w:val="40"/>
       <w:szCs w:val="40"/>
     </w:rPr>
   </w:style>
-  <w:style w:type="character" w:customStyle="1" w:styleId="Heading2Char">
+  <w:style w:type="character" w:styleId="Heading2Char" w:customStyle="1">
     <w:name w:val="Heading 2 Char"/>
     <w:basedOn w:val="DefaultParagraphFont"/>
     <w:link w:val="Heading2"/>
@@ -1900,13 +1924,13 @@
     <w:semiHidden/>
     <w:rsid w:val="00F21081"/>
     <w:rPr>
-      <w:rFonts w:asciiTheme="majorHAnsi" w:eastAsiaTheme="majorEastAsia" w:hAnsiTheme="majorHAnsi" w:cstheme="majorBidi"/>
+      <w:rFonts w:asciiTheme="majorHAnsi" w:hAnsiTheme="majorHAnsi" w:eastAsiaTheme="majorEastAsia" w:cstheme="majorBidi"/>
       <w:color w:val="0F4761" w:themeColor="accent1" w:themeShade="BF"/>
       <w:sz w:val="32"/>
       <w:szCs w:val="32"/>
     </w:rPr>
   </w:style>
-  <w:style w:type="character" w:customStyle="1" w:styleId="Heading3Char">
+  <w:style w:type="character" w:styleId="Heading3Char" w:customStyle="1">
     <w:name w:val="Heading 3 Char"/>
     <w:basedOn w:val="DefaultParagraphFont"/>
     <w:link w:val="Heading3"/>
@@ -1920,7 +1944,7 @@
       <w:szCs w:val="28"/>
     </w:rPr>
   </w:style>
-  <w:style w:type="character" w:customStyle="1" w:styleId="Heading4Char">
+  <w:style w:type="character" w:styleId="Heading4Char" w:customStyle="1">
     <w:name w:val="Heading 4 Char"/>
     <w:basedOn w:val="DefaultParagraphFont"/>
     <w:link w:val="Heading4"/>
@@ -1934,7 +1958,7 @@
       <w:color w:val="0F4761" w:themeColor="accent1" w:themeShade="BF"/>
     </w:rPr>
   </w:style>
-  <w:style w:type="character" w:customStyle="1" w:styleId="Heading5Char">
+  <w:style w:type="character" w:styleId="Heading5Char" w:customStyle="1">
     <w:name w:val="Heading 5 Char"/>
     <w:basedOn w:val="DefaultParagraphFont"/>
     <w:link w:val="Heading5"/>
@@ -1946,7 +1970,7 @@
       <w:color w:val="0F4761" w:themeColor="accent1" w:themeShade="BF"/>
     </w:rPr>
   </w:style>
-  <w:style w:type="character" w:customStyle="1" w:styleId="Heading6Char">
+  <w:style w:type="character" w:styleId="Heading6Char" w:customStyle="1">
     <w:name w:val="Heading 6 Char"/>
     <w:basedOn w:val="DefaultParagraphFont"/>
     <w:link w:val="Heading6"/>
@@ -1960,7 +1984,7 @@
       <w:color w:val="595959" w:themeColor="text1" w:themeTint="A6"/>
     </w:rPr>
   </w:style>
-  <w:style w:type="character" w:customStyle="1" w:styleId="Heading7Char">
+  <w:style w:type="character" w:styleId="Heading7Char" w:customStyle="1">
     <w:name w:val="Heading 7 Char"/>
     <w:basedOn w:val="DefaultParagraphFont"/>
     <w:link w:val="Heading7"/>
@@ -1972,7 +1996,7 @@
       <w:color w:val="595959" w:themeColor="text1" w:themeTint="A6"/>
     </w:rPr>
   </w:style>
-  <w:style w:type="character" w:customStyle="1" w:styleId="Heading8Char">
+  <w:style w:type="character" w:styleId="Heading8Char" w:customStyle="1">
     <w:name w:val="Heading 8 Char"/>
     <w:basedOn w:val="DefaultParagraphFont"/>
     <w:link w:val="Heading8"/>
@@ -1986,7 +2010,7 @@
       <w:color w:val="272727" w:themeColor="text1" w:themeTint="D8"/>
     </w:rPr>
   </w:style>
-  <w:style w:type="character" w:customStyle="1" w:styleId="Heading9Char">
+  <w:style w:type="character" w:styleId="Heading9Char" w:customStyle="1">
     <w:name w:val="Heading 9 Char"/>
     <w:basedOn w:val="DefaultParagraphFont"/>
     <w:link w:val="Heading9"/>
@@ -2011,21 +2035,21 @@
       <w:contextualSpacing/>
     </w:pPr>
     <w:rPr>
-      <w:rFonts w:asciiTheme="majorHAnsi" w:eastAsiaTheme="majorEastAsia" w:hAnsiTheme="majorHAnsi" w:cstheme="majorBidi"/>
+      <w:rFonts w:asciiTheme="majorHAnsi" w:hAnsiTheme="majorHAnsi" w:eastAsiaTheme="majorEastAsia" w:cstheme="majorBidi"/>
       <w:spacing w:val="-10"/>
       <w:kern w:val="28"/>
       <w:sz w:val="56"/>
       <w:szCs w:val="56"/>
     </w:rPr>
   </w:style>
-  <w:style w:type="character" w:customStyle="1" w:styleId="TitleChar">
+  <w:style w:type="character" w:styleId="TitleChar" w:customStyle="1">
     <w:name w:val="Title Char"/>
     <w:basedOn w:val="DefaultParagraphFont"/>
     <w:link w:val="Title"/>
     <w:uiPriority w:val="10"/>
     <w:rsid w:val="00F21081"/>
     <w:rPr>
-      <w:rFonts w:asciiTheme="majorHAnsi" w:eastAsiaTheme="majorEastAsia" w:hAnsiTheme="majorHAnsi" w:cstheme="majorBidi"/>
+      <w:rFonts w:asciiTheme="majorHAnsi" w:hAnsiTheme="majorHAnsi" w:eastAsiaTheme="majorEastAsia" w:cstheme="majorBidi"/>
       <w:spacing w:val="-10"/>
       <w:kern w:val="28"/>
       <w:sz w:val="56"/>
@@ -2053,7 +2077,7 @@
       <w:szCs w:val="28"/>
     </w:rPr>
   </w:style>
-  <w:style w:type="character" w:customStyle="1" w:styleId="SubtitleChar">
+  <w:style w:type="character" w:styleId="SubtitleChar" w:customStyle="1">
     <w:name w:val="Subtitle Char"/>
     <w:basedOn w:val="DefaultParagraphFont"/>
     <w:link w:val="Subtitle"/>
@@ -2085,7 +2109,7 @@
       <w:color w:val="404040" w:themeColor="text1" w:themeTint="BF"/>
     </w:rPr>
   </w:style>
-  <w:style w:type="character" w:customStyle="1" w:styleId="QuoteChar">
+  <w:style w:type="character" w:styleId="QuoteChar" w:customStyle="1">
     <w:name w:val="Quote Char"/>
     <w:basedOn w:val="DefaultParagraphFont"/>
     <w:link w:val="Quote"/>
@@ -2130,8 +2154,8 @@
     <w:rsid w:val="00F21081"/>
     <w:pPr>
       <w:pBdr>
-        <w:top w:val="single" w:sz="4" w:space="10" w:color="0F4761" w:themeColor="accent1" w:themeShade="BF"/>
-        <w:bottom w:val="single" w:sz="4" w:space="10" w:color="0F4761" w:themeColor="accent1" w:themeShade="BF"/>
+        <w:top w:val="single" w:color="0F4761" w:themeColor="accent1" w:themeShade="BF" w:sz="4" w:space="10"/>
+        <w:bottom w:val="single" w:color="0F4761" w:themeColor="accent1" w:themeShade="BF" w:sz="4" w:space="10"/>
       </w:pBdr>
       <w:spacing w:before="360" w:after="360"/>
       <w:ind w:left="864" w:right="864"/>
@@ -2143,7 +2167,7 @@
       <w:color w:val="0F4761" w:themeColor="accent1" w:themeShade="BF"/>
     </w:rPr>
   </w:style>
-  <w:style w:type="character" w:customStyle="1" w:styleId="IntenseQuoteChar">
+  <w:style w:type="character" w:styleId="IntenseQuoteChar" w:customStyle="1">
     <w:name w:val="Intense Quote Char"/>
     <w:basedOn w:val="DefaultParagraphFont"/>
     <w:link w:val="IntenseQuote"/>
@@ -2173,7 +2197,7 @@
 </file>
 
 <file path=word/theme/theme1.xml><?xml version="1.0" encoding="utf-8"?>
-<a:theme xmlns:a="http://schemas.openxmlformats.org/drawingml/2006/main" name="Office Theme">
+<a:theme xmlns:a="http://schemas.openxmlformats.org/drawingml/2006/main" xmlns:thm15="http://schemas.microsoft.com/office/thememl/2012/main" name="Office Theme">
   <a:themeElements>
     <a:clrScheme name="Office">
       <a:dk1>
